--- a/client_rules/Southern Pioneer.docx
+++ b/client_rules/Southern Pioneer.docx
@@ -90,6 +90,9 @@
       </w:r>
       <w:r>
         <w:t>rintout showing the Clean Retail Value of the unit is required with all files - Repairable or Total Loss. </w:t>
+      </w:r>
+      <w:r>
+        <w:t>This may include NADA, J.D. Power, Kelly Blue Book, Edmunds, Carfax, Cars.com</w:t>
       </w:r>
     </w:p>
     <w:p>

--- a/client_rules/Southern Pioneer.docx
+++ b/client_rules/Southern Pioneer.docx
@@ -75,7 +75,15 @@
         </w:numPr>
       </w:pPr>
       <w:r>
-        <w:t>LKQ/Recon/AM over 2 calendar years old and over 24k miles</w:t>
+        <w:t xml:space="preserve">LKQ/Recon/AM </w:t>
+      </w:r>
+      <w:proofErr w:type="gramStart"/>
+      <w:r>
+        <w:t>over</w:t>
+      </w:r>
+      <w:proofErr w:type="gramEnd"/>
+      <w:r>
+        <w:t xml:space="preserve"> 2 calendar years old and over 24k miles</w:t>
       </w:r>
     </w:p>
     <w:p>
@@ -135,12 +143,53 @@
           <w:numId w:val="2"/>
         </w:numPr>
       </w:pPr>
+      <w:proofErr w:type="gramStart"/>
       <w:r>
         <w:rPr>
           <w:b/>
           <w:bCs/>
         </w:rPr>
-        <w:t>Client does not want sales tax applied to estimates or supplements.  Revision required if sales tax is included on an estimate or supplement.</w:t>
+        <w:t>Client does</w:t>
+      </w:r>
+      <w:proofErr w:type="gramEnd"/>
+      <w:r>
+        <w:rPr>
+          <w:b/>
+          <w:bCs/>
+        </w:rPr>
+        <w:t xml:space="preserve"> not want sales tax applied to estimates or supplements.  Revision </w:t>
+      </w:r>
+      <w:proofErr w:type="gramStart"/>
+      <w:r>
+        <w:rPr>
+          <w:b/>
+          <w:bCs/>
+        </w:rPr>
+        <w:t>required</w:t>
+      </w:r>
+      <w:proofErr w:type="gramEnd"/>
+      <w:r>
+        <w:rPr>
+          <w:b/>
+          <w:bCs/>
+        </w:rPr>
+        <w:t xml:space="preserve"> if sales tax is included </w:t>
+      </w:r>
+      <w:proofErr w:type="gramStart"/>
+      <w:r>
+        <w:rPr>
+          <w:b/>
+          <w:bCs/>
+        </w:rPr>
+        <w:t>on</w:t>
+      </w:r>
+      <w:proofErr w:type="gramEnd"/>
+      <w:r>
+        <w:rPr>
+          <w:b/>
+          <w:bCs/>
+        </w:rPr>
+        <w:t xml:space="preserve"> an estimate or supplement.</w:t>
       </w:r>
     </w:p>
     <w:p>
@@ -194,7 +243,15 @@
         </w:numPr>
       </w:pPr>
       <w:r>
-        <w:t>At least 4 photos of the damage area</w:t>
+        <w:t xml:space="preserve">At least 4 photos of the </w:t>
+      </w:r>
+      <w:proofErr w:type="gramStart"/>
+      <w:r>
+        <w:t>damage</w:t>
+      </w:r>
+      <w:proofErr w:type="gramEnd"/>
+      <w:r>
+        <w:t xml:space="preserve"> area</w:t>
       </w:r>
     </w:p>
     <w:p>
@@ -351,7 +408,15 @@
         </w:numPr>
       </w:pPr>
       <w:r>
-        <w:t>Carpet condition (front and rear - be sure to lift up floor mats)</w:t>
+        <w:t xml:space="preserve">Carpet condition (front and rear - be sure to </w:t>
+      </w:r>
+      <w:proofErr w:type="gramStart"/>
+      <w:r>
+        <w:t>lift up</w:t>
+      </w:r>
+      <w:proofErr w:type="gramEnd"/>
+      <w:r>
+        <w:t xml:space="preserve"> floor mats)</w:t>
       </w:r>
     </w:p>
     <w:p>
@@ -439,7 +504,15 @@
         </w:numPr>
       </w:pPr>
       <w:r>
-        <w:t>Any other needed photos to depict damage, UPD or conditioning</w:t>
+        <w:t xml:space="preserve">Any other </w:t>
+      </w:r>
+      <w:proofErr w:type="gramStart"/>
+      <w:r>
+        <w:t>needed photos</w:t>
+      </w:r>
+      <w:proofErr w:type="gramEnd"/>
+      <w:r>
+        <w:t xml:space="preserve"> to depict damage, UPD or conditioning</w:t>
       </w:r>
     </w:p>
     <w:p>
@@ -505,7 +578,15 @@
         </w:numPr>
       </w:pPr>
       <w:r>
-        <w:t>Utilize LKQ, Aftermarket and Reconditioned parts on all vehicles in excess of 2 years and 24k miles.</w:t>
+        <w:t xml:space="preserve">Utilize LKQ, Aftermarket and Reconditioned parts on all vehicles </w:t>
+      </w:r>
+      <w:proofErr w:type="gramStart"/>
+      <w:r>
+        <w:t>in excess of</w:t>
+      </w:r>
+      <w:proofErr w:type="gramEnd"/>
+      <w:r>
+        <w:t xml:space="preserve"> 2 years and 24k miles.</w:t>
       </w:r>
     </w:p>
     <w:p>
@@ -569,7 +650,15 @@
         </w:numPr>
       </w:pPr>
       <w:r>
-        <w:t>Consider Vehicles total loss at 90% NADA Clean Retail Value for the State of Texas and note it on your appraisers report.</w:t>
+        <w:t xml:space="preserve">Consider Vehicles total loss at 90% NADA Clean Retail Value for the State of Texas and note it on your </w:t>
+      </w:r>
+      <w:proofErr w:type="gramStart"/>
+      <w:r>
+        <w:t>appraisers</w:t>
+      </w:r>
+      <w:proofErr w:type="gramEnd"/>
+      <w:r>
+        <w:t xml:space="preserve"> report.</w:t>
       </w:r>
     </w:p>
     <w:p>
@@ -580,7 +669,15 @@
         </w:numPr>
       </w:pPr>
       <w:r>
-        <w:t>Consider Vehicles total loss at 75% NADA Clean Retail Value for the State of Alabama and note it on your appraisers report.</w:t>
+        <w:t xml:space="preserve">Consider Vehicles total loss at 75% NADA Clean Retail Value for the State of Alabama and note it on your </w:t>
+      </w:r>
+      <w:proofErr w:type="gramStart"/>
+      <w:r>
+        <w:t>appraisers</w:t>
+      </w:r>
+      <w:proofErr w:type="gramEnd"/>
+      <w:r>
+        <w:t xml:space="preserve"> report.</w:t>
       </w:r>
     </w:p>
     <w:p>
@@ -701,7 +798,15 @@
         </w:numPr>
       </w:pPr>
       <w:r>
-        <w:t>Apply betterment/depreciation on both insured and claimant vehicles on parts with a limited life expectancy; Tires, Batteries, Shocks, Mechanical etc.  </w:t>
+        <w:t xml:space="preserve">Apply betterment/depreciation on both insured and claimant vehicles on parts with a limited life </w:t>
+      </w:r>
+      <w:proofErr w:type="gramStart"/>
+      <w:r>
+        <w:t>expectancy;</w:t>
+      </w:r>
+      <w:proofErr w:type="gramEnd"/>
+      <w:r>
+        <w:t xml:space="preserve"> Tires, Batteries, Shocks, Mechanical etc.  </w:t>
       </w:r>
     </w:p>
     <w:p>
@@ -757,7 +862,7 @@
         </w:numPr>
       </w:pPr>
       <w:r>
-        <w:t>Complete the Core appraisal report in its entirety and provide specific detailed inspection notes.</w:t>
+        <w:t>Complete the appraisal report in its entirety and provide specific detailed inspection notes.</w:t>
       </w:r>
     </w:p>
     <w:p>
@@ -779,7 +884,23 @@
         </w:numPr>
       </w:pPr>
       <w:r>
-        <w:t>Comment in your Appraisal Report the "Approximate Market Value" of the unit. </w:t>
+        <w:t xml:space="preserve">Comment </w:t>
+      </w:r>
+      <w:proofErr w:type="gramStart"/>
+      <w:r>
+        <w:t>in</w:t>
+      </w:r>
+      <w:proofErr w:type="gramEnd"/>
+      <w:r>
+        <w:t xml:space="preserve"> your Appraisal </w:t>
+      </w:r>
+      <w:proofErr w:type="gramStart"/>
+      <w:r>
+        <w:t>Report</w:t>
+      </w:r>
+      <w:proofErr w:type="gramEnd"/>
+      <w:r>
+        <w:t xml:space="preserve"> the "Approximate Market Value" of the unit. </w:t>
       </w:r>
     </w:p>
     <w:p>
